--- a/Exercises/Day 75/1.docx
+++ b/Exercises/Day 75/1.docx
@@ -32,6 +32,9 @@
     </w:p>
     <w:p>
       <w:r>
+        <w:rPr>
+          <w:noProof/>
+        </w:rPr>
         <w:drawing>
           <wp:inline distT="0" distB="0" distL="0" distR="0" wp14:anchorId="182B2682" wp14:editId="25637072">
             <wp:extent cx="5731510" cy="3582035"/>
@@ -48,7 +51,7 @@
                     <pic:cNvPicPr/>
                   </pic:nvPicPr>
                   <pic:blipFill>
-                    <a:blip r:embed="rId5"/>
+                    <a:blip r:embed="rId6"/>
                     <a:stretch>
                       <a:fillRect/>
                     </a:stretch>
@@ -69,6 +72,9 @@
         </w:drawing>
       </w:r>
       <w:r>
+        <w:rPr>
+          <w:noProof/>
+        </w:rPr>
         <w:drawing>
           <wp:inline distT="0" distB="0" distL="0" distR="0" wp14:anchorId="4699B08C" wp14:editId="755FB53C">
             <wp:extent cx="5731510" cy="3582035"/>
@@ -85,7 +91,7 @@
                     <pic:cNvPicPr/>
                   </pic:nvPicPr>
                   <pic:blipFill>
-                    <a:blip r:embed="rId5"/>
+                    <a:blip r:embed="rId6"/>
                     <a:stretch>
                       <a:fillRect/>
                     </a:stretch>
@@ -166,10 +172,10 @@
           <w:szCs w:val="32"/>
         </w:rPr>
         <w:drawing>
-          <wp:inline distT="0" distB="0" distL="0" distR="0" wp14:anchorId="3046A24C" wp14:editId="275F93C2">
-            <wp:extent cx="5731510" cy="2146300"/>
-            <wp:effectExtent l="0" t="0" r="2540" b="6350"/>
-            <wp:docPr id="864160387" name="Picture 1"/>
+          <wp:inline distT="0" distB="0" distL="0" distR="0" wp14:anchorId="5FD478A3" wp14:editId="16CF3038">
+            <wp:extent cx="5731510" cy="3582035"/>
+            <wp:effectExtent l="0" t="0" r="2540" b="0"/>
+            <wp:docPr id="1883220777" name="Picture 1"/>
             <wp:cNvGraphicFramePr>
               <a:graphicFrameLocks xmlns:a="http://schemas.openxmlformats.org/drawingml/2006/main" noChangeAspect="1"/>
             </wp:cNvGraphicFramePr>
@@ -177,11 +183,11 @@
               <a:graphicData uri="http://schemas.openxmlformats.org/drawingml/2006/picture">
                 <pic:pic xmlns:pic="http://schemas.openxmlformats.org/drawingml/2006/picture">
                   <pic:nvPicPr>
-                    <pic:cNvPr id="864160387" name=""/>
+                    <pic:cNvPr id="1883220777" name=""/>
                     <pic:cNvPicPr/>
                   </pic:nvPicPr>
                   <pic:blipFill>
-                    <a:blip r:embed="rId6"/>
+                    <a:blip r:embed="rId7"/>
                     <a:stretch>
                       <a:fillRect/>
                     </a:stretch>
@@ -189,7 +195,7 @@
                   <pic:spPr>
                     <a:xfrm>
                       <a:off x="0" y="0"/>
-                      <a:ext cx="5731510" cy="2146300"/>
+                      <a:ext cx="5731510" cy="3582035"/>
                     </a:xfrm>
                     <a:prstGeom prst="rect">
                       <a:avLst/>
@@ -209,10 +215,10 @@
           <w:szCs w:val="32"/>
         </w:rPr>
         <w:drawing>
-          <wp:inline distT="0" distB="0" distL="0" distR="0" wp14:anchorId="467C4E9A" wp14:editId="6228E342">
-            <wp:extent cx="5731510" cy="3248660"/>
-            <wp:effectExtent l="0" t="0" r="2540" b="8890"/>
-            <wp:docPr id="95637553" name="Picture 1"/>
+          <wp:inline distT="0" distB="0" distL="0" distR="0" wp14:anchorId="5784B085" wp14:editId="055A24D0">
+            <wp:extent cx="5731510" cy="3582035"/>
+            <wp:effectExtent l="0" t="0" r="2540" b="0"/>
+            <wp:docPr id="28278932" name="Picture 1"/>
             <wp:cNvGraphicFramePr>
               <a:graphicFrameLocks xmlns:a="http://schemas.openxmlformats.org/drawingml/2006/main" noChangeAspect="1"/>
             </wp:cNvGraphicFramePr>
@@ -220,11 +226,11 @@
               <a:graphicData uri="http://schemas.openxmlformats.org/drawingml/2006/picture">
                 <pic:pic xmlns:pic="http://schemas.openxmlformats.org/drawingml/2006/picture">
                   <pic:nvPicPr>
-                    <pic:cNvPr id="95637553" name=""/>
+                    <pic:cNvPr id="28278932" name=""/>
                     <pic:cNvPicPr/>
                   </pic:nvPicPr>
                   <pic:blipFill>
-                    <a:blip r:embed="rId7"/>
+                    <a:blip r:embed="rId8"/>
                     <a:stretch>
                       <a:fillRect/>
                     </a:stretch>
@@ -232,7 +238,7 @@
                   <pic:spPr>
                     <a:xfrm>
                       <a:off x="0" y="0"/>
-                      <a:ext cx="5731510" cy="3248660"/>
+                      <a:ext cx="5731510" cy="3582035"/>
                     </a:xfrm>
                     <a:prstGeom prst="rect">
                       <a:avLst/>
@@ -408,15 +414,6 @@
   </w:abstractNum>
   <w:num w:numId="1" w16cid:durableId="1525289021">
     <w:abstractNumId w:val="0"/>
-    <w:lvlOverride w:ilvl="0"/>
-    <w:lvlOverride w:ilvl="1"/>
-    <w:lvlOverride w:ilvl="2"/>
-    <w:lvlOverride w:ilvl="3"/>
-    <w:lvlOverride w:ilvl="4"/>
-    <w:lvlOverride w:ilvl="5"/>
-    <w:lvlOverride w:ilvl="6"/>
-    <w:lvlOverride w:ilvl="7"/>
-    <w:lvlOverride w:ilvl="8"/>
   </w:num>
 </w:numbering>
 </file>
@@ -1024,6 +1021,7 @@
   <w:style w:type="character" w:default="1" w:styleId="DefaultParagraphFont">
     <w:name w:val="Default Paragraph Font"/>
     <w:uiPriority w:val="1"/>
+    <w:semiHidden/>
     <w:unhideWhenUsed/>
   </w:style>
   <w:style w:type="table" w:default="1" w:styleId="TableNormal">
@@ -1653,4 +1651,16 @@
     </a:ext>
   </a:extLst>
 </a:theme>
+</file>
+
+<file path=customXml/item1.xml><?xml version="1.0" encoding="utf-8"?>
+<b:Sources xmlns:b="http://schemas.openxmlformats.org/officeDocument/2006/bibliography" xmlns="http://schemas.openxmlformats.org/officeDocument/2006/bibliography" SelectedStyle="\APASixthEditionOfficeOnline.xsl" StyleName="APA" Version="6"/>
+</file>
+
+<file path=customXml/itemProps1.xml><?xml version="1.0" encoding="utf-8"?>
+<ds:datastoreItem xmlns:ds="http://schemas.openxmlformats.org/officeDocument/2006/customXml" ds:itemID="{ADD88857-8C95-466D-A634-35FB3FA86293}">
+  <ds:schemaRefs>
+    <ds:schemaRef ds:uri="http://schemas.openxmlformats.org/officeDocument/2006/bibliography"/>
+  </ds:schemaRefs>
+</ds:datastoreItem>
 </file>